--- a/src/OpenXmlHtml.Tests/WordConvertToDocxTests.InlineSvg.DotNet.verified.docx
+++ b/src/OpenXmlHtml.Tests/WordConvertToDocxTests.InlineSvg.DotNet.verified.docx
@@ -50,9 +50,6 @@
           </wp:inline>
         </w:drawing>
       </w:r>
-      <w:r>
-        <w:t xml:space="preserve"> </w:t>
-      </w:r>
     </w:p>
     <w:p>
       <w:r>
